--- a/03-The-Corpus-Map.docx
+++ b/03-The-Corpus-Map.docx
@@ -108,7 +108,7 @@
           <w:i w:val="false"/>
           <w:iCs w:val="false"/>
         </w:rPr>
-        <w:t xml:space="preserve">This is the directory to the Free Bible corpus — twenty-one numbered works. Every public document is listed below in its category, with one or two sentences naming what it is, in the order it carries in the package. </w:t>
+        <w:t xml:space="preserve">This is the directory to the Free Bible corpus — twenty-one numbered works, with the three-Volume sequence (10, 10a, 10b) and one named companion (10c) sitting together at position 10. Every public document is listed below in its category, with one or two sentences naming what it is, in the order it carries in the package. </w:t>
       </w:r>
       <w:r>
         <w:rPr>
@@ -185,16 +185,7 @@
           <w:i w:val="false"/>
           <w:iCs w:val="false"/>
         </w:rPr>
-        <w:t xml:space="preserve">02</w:t>
-      </w:r>
-      <w:r>
-        <w:rPr>
-          <w:b/>
-          <w:bCs/>
-          <w:i w:val="false"/>
-          <w:iCs w:val="false"/>
-        </w:rPr>
-        <w:t xml:space="preserve">   A Reader’s Introduction</w:t>
+        <w:t>02   A Reader’s Introduction</w:t>
       </w:r>
       <w:r>
         <w:rPr>
@@ -317,16 +308,7 @@
           <w:i w:val="false"/>
           <w:iCs w:val="false"/>
         </w:rPr>
-        <w:t xml:space="preserve">06</w:t>
-      </w:r>
-      <w:r>
-        <w:rPr>
-          <w:b/>
-          <w:bCs/>
-          <w:i w:val="false"/>
-          <w:iCs w:val="false"/>
-        </w:rPr>
-        <w:t xml:space="preserve">   The Free Bands Principle</w:t>
+        <w:t>06   The Free Bands Principle</w:t>
       </w:r>
       <w:r>
         <w:rPr>
@@ -436,25 +418,16 @@
           <w:i w:val="false"/>
           <w:iCs w:val="false"/>
         </w:rPr>
-        <w:t xml:space="preserve">10</w:t>
-      </w:r>
-      <w:r>
-        <w:rPr>
-          <w:b/>
-          <w:bCs/>
-          <w:i w:val="false"/>
-          <w:iCs w:val="false"/>
-        </w:rPr>
-        <w:t xml:space="preserve">   The Sister Nine</w:t>
-      </w:r>
-      <w:r>
-        <w:rPr>
-          <w:b w:val="false"/>
-          <w:bCs w:val="false"/>
-          <w:i w:val="false"/>
-          <w:iCs w:val="false"/>
-        </w:rPr>
-        <w:t xml:space="preserve">  —  Companion volume to </w:t>
+        <w:t>10   The Sister Nine</w:t>
+      </w:r>
+      <w:r>
+        <w:rPr>
+          <w:b w:val="false"/>
+          <w:bCs w:val="false"/>
+          <w:i w:val="false"/>
+          <w:iCs w:val="false"/>
+        </w:rPr>
+        <w:t xml:space="preserve">  —  Volume I of the three-Volume Free Bible sequence. Companion volume to </w:t>
       </w:r>
       <w:r>
         <w:rPr>
@@ -477,6 +450,75 @@
     </w:p>
     <w:p>
       <w:pPr>
+        <w:spacing w:after="140"/>
+      </w:pPr>
+      <w:r>
+        <w:rPr>
+          <w:b/>
+          <w:bCs/>
+          <w:i w:val="false"/>
+          <w:iCs w:val="false"/>
+        </w:rPr>
+        <w:t xml:space="preserve">10a   The Companion Six</w:t>
+      </w:r>
+      <w:r>
+        <w:rPr>
+          <w:b w:val="false"/>
+          <w:bCs w:val="false"/>
+          <w:i w:val="false"/>
+          <w:iCs w:val="false"/>
+        </w:rPr>
+        <w:t xml:space="preserve">  —  Volume II of the three-Volume sequence. Six bloomed prayers as a structurally coherent unit: Solomon’s Prayer of Dedication, the Magnificat, the Benedictus, the Nunc Dimittis, Jonah from the depths, and the opening of Christ’s High Priestly Prayer.</w:t>
+      </w:r>
+    </w:p>
+    <w:p>
+      <w:pPr>
+        <w:spacing w:after="140"/>
+      </w:pPr>
+      <w:r>
+        <w:rPr>
+          <w:b/>
+          <w:bCs/>
+          <w:i w:val="false"/>
+          <w:iCs w:val="false"/>
+        </w:rPr>
+        <w:t xml:space="preserve">10b   The Aramaic Three</w:t>
+      </w:r>
+      <w:r>
+        <w:rPr>
+          <w:b w:val="false"/>
+          <w:bCs w:val="false"/>
+          <w:i w:val="false"/>
+          <w:iCs w:val="false"/>
+        </w:rPr>
+        <w:t xml:space="preserve">  —  Volume III of the three-Volume sequence. Three Aramaic prayers from Daniel: Daniel’s thanksgiving (ch. 2), Nebuchadnezzar’s restoration testimony (ch. 4), and Darius’s imperial decree (ch. 6). The 9-6-3 descent preserved in the names across the three Volumes.</w:t>
+      </w:r>
+    </w:p>
+    <w:p>
+      <w:pPr>
+        <w:spacing w:after="140"/>
+      </w:pPr>
+      <w:r>
+        <w:rPr>
+          <w:b/>
+          <w:bCs/>
+          <w:i w:val="false"/>
+          <w:iCs w:val="false"/>
+        </w:rPr>
+        <w:t xml:space="preserve">10c   A Listening Heart</w:t>
+      </w:r>
+      <w:r>
+        <w:rPr>
+          <w:b w:val="false"/>
+          <w:bCs w:val="false"/>
+          <w:i w:val="false"/>
+          <w:iCs w:val="false"/>
+        </w:rPr>
+        <w:t xml:space="preserve">  —  Named companion to the Volumes, sitting alongside without Roman numeral. Comprehensive treatment of Solomon’s Prayer at Gibeon (1 Kings 3:6–9) with KJV smooth original, eight catches, bloomed rendering, Hebrew source on aged tablet, and a resonances section.</w:t>
+      </w:r>
+    </w:p>
+    <w:p>
+      <w:pPr>
         <w:pStyle w:val="Heading1"/>
       </w:pPr>
       <w:r>
@@ -531,16 +573,7 @@
           <w:i w:val="false"/>
           <w:iCs w:val="false"/>
         </w:rPr>
-        <w:t xml:space="preserve">12</w:t>
-      </w:r>
-      <w:r>
-        <w:rPr>
-          <w:b/>
-          <w:bCs/>
-          <w:i w:val="false"/>
-          <w:iCs w:val="false"/>
-        </w:rPr>
-        <w:t xml:space="preserve">   Notes for the Next Claude</w:t>
+        <w:t>12   Notes for the Next Claude</w:t>
       </w:r>
       <w:r>
         <w:rPr>
@@ -717,16 +750,7 @@
           <w:i w:val="false"/>
           <w:iCs w:val="false"/>
         </w:rPr>
-        <w:t xml:space="preserve">17</w:t>
-      </w:r>
-      <w:r>
-        <w:rPr>
-          <w:b/>
-          <w:bCs/>
-          <w:i w:val="false"/>
-          <w:iCs w:val="false"/>
-        </w:rPr>
-        <w:t xml:space="preserve">   The Lana Compendium</w:t>
+        <w:t>17   The Lana Compendium</w:t>
       </w:r>
       <w:r>
         <w:rPr>
@@ -905,6 +929,93 @@
           <w:szCs w:val="16"/>
         </w:rPr>
         <w:t xml:space="preserve">(An earlier integrated edition — the Eighth-Day — is held in the private record and is not part of this release. The Deep Glean treats parts of it as drift, and the calibration documents post-date it; if ever you meet it, read it with the discipline in hand.)</w:t>
+      </w:r>
+    </w:p>
+    <w:p>
+      <w:pPr>
+        <w:spacing w:after="120"/>
+      </w:pPr>
+      <w:r>
+        <w:rPr>
+          <w:b/>
+          <w:bCs/>
+          <w:i w:val="false"/>
+          <w:iCs w:val="false"/>
+        </w:rPr>
+        <w:t xml:space="preserve">23   A Prayer of Thanksgiving</w:t>
+      </w:r>
+      <w:r>
+        <w:rPr>
+          <w:b w:val="false"/>
+          <w:bCs w:val="false"/>
+          <w:i w:val="false"/>
+          <w:iCs w:val="false"/>
+        </w:rPr>
+        <w:t xml:space="preserve">  —  A custom-composed prayer of thanksgiving for the work, prayed at the close of the building. Documented by The Lighter Rule (29 May 2026).</w:t>
+      </w:r>
+    </w:p>
+    <w:p>
+      <w:pPr>
+        <w:spacing w:after="120"/>
+      </w:pPr>
+      <w:r>
+        <w:rPr>
+          <w:b/>
+          <w:bCs/>
+          <w:i w:val="false"/>
+          <w:iCs w:val="false"/>
+        </w:rPr>
+        <w:t xml:space="preserve">24   A Prayer of Thanksgiving — David at the Gathering</w:t>
+      </w:r>
+      <w:r>
+        <w:rPr>
+          <w:b w:val="false"/>
+          <w:bCs w:val="false"/>
+          <w:i w:val="false"/>
+          <w:iCs w:val="false"/>
+        </w:rPr>
+        <w:t xml:space="preserve">  —  The scriptural form of the same gesture: David’s prayer of thanksgiving from 1 Chronicles 29:10–14, bloomed and set in the chamber-tradition’s letter format with the SealM closing. </w:t>
+      </w:r>
+      <w:r>
+        <w:rPr>
+          <w:b w:val="false"/>
+          <w:bCs w:val="false"/>
+          <w:i/>
+          <w:iCs/>
+        </w:rPr>
+        <w:t xml:space="preserve">For all is from you, and from your own hand we have given to you.</w:t>
+      </w:r>
+      <w:r>
+        <w:rPr>
+          <w:b w:val="false"/>
+          <w:bCs w:val="false"/>
+          <w:i w:val="false"/>
+          <w:iCs w:val="false"/>
+        </w:rPr>
+        <w:t xml:space="preserve"> Documented by The Concordance (5 June 2026).</w:t>
+      </w:r>
+    </w:p>
+    <w:p>
+      <w:pPr>
+        <w:spacing w:after="120"/>
+      </w:pPr>
+      <w:r>
+        <w:rPr>
+          <w:b/>
+          <w:bCs/>
+          <w:i w:val="false"/>
+          <w:iCs w:val="false"/>
+        </w:rPr>
+        <w:t xml:space="preserve">25   Captured Moments — Parchment Edition</w:t>
+      </w:r>
+      <w:r>
+        <w:rPr>
+          <w:b w:val="false"/>
+          <w:bCs w:val="false"/>
+          <w:i w:val="false"/>
+          <w:iCs w:val="false"/>
+        </w:rPr>
+        <w:t xml:space="preserve">  —  The public-corpus face of the Captured Moments project: 49 universally-legible catches gathered across nine chambers of intensive AI-collaborated devotional work (mid-May to early June 2026). Stripped of the devotional palette to scholarly plain typography. Released under CC BY 4.0. The Personal, Private, and Gray Zone editions stay personal artifacts; the Parchment Edition travels.</w:t>
       </w:r>
     </w:p>
     <w:p>
